--- a/manifesto-eng.docx
+++ b/manifesto-eng.docx
@@ -559,8 +559,6 @@
       <w:r>
         <w:rPr>
           <w:rFonts w:ascii="나눔명조 옛한글" w:eastAsia="나눔명조 옛한글" w:hAnsi="나눔명조 옛한글" w:cs="함초롬바탕"/>
-          <w:b/>
-          <w:bCs/>
           <w:i/>
           <w:iCs/>
           <w:color w:val="000000" w:themeColor="text1"/>
@@ -598,8 +596,6 @@
       <w:r>
         <w:rPr>
           <w:rFonts w:ascii="나눔명조 옛한글" w:eastAsia="나눔명조 옛한글" w:hAnsi="나눔명조 옛한글" w:cs="함초롬바탕" w:hint="eastAsia"/>
-          <w:b/>
-          <w:bCs/>
           <w:i/>
           <w:iCs/>
           <w:color w:val="000000" w:themeColor="text1"/>
@@ -611,8 +607,6 @@
       <w:r>
         <w:rPr>
           <w:rFonts w:ascii="나눔명조 옛한글" w:eastAsia="나눔명조 옛한글" w:hAnsi="나눔명조 옛한글" w:cs="함초롬바탕"/>
-          <w:b/>
-          <w:bCs/>
           <w:i/>
           <w:iCs/>
           <w:color w:val="000000" w:themeColor="text1"/>
@@ -660,15 +654,57 @@
           <w:szCs w:val="20"/>
         </w:rPr>
         <w:br/>
-        <w:t xml:space="preserve">And you are the </w:t>
+      </w:r>
+      <w:r>
+        <w:rPr>
+          <w:rFonts w:ascii="나눔명조 옛한글" w:eastAsia="나눔명조 옛한글" w:hAnsi="나눔명조 옛한글" w:cs="함초롬바탕"/>
+          <w:b/>
+          <w:bCs/>
+          <w:color w:val="000000" w:themeColor="text1"/>
+          <w:sz w:val="20"/>
+          <w:szCs w:val="20"/>
+        </w:rPr>
+        <w:t xml:space="preserve">And </w:t>
       </w:r>
       <w:r>
         <w:rPr>
           <w:rFonts w:ascii="나눔명조 옛한글" w:eastAsia="나눔명조 옛한글" w:hAnsi="나눔명조 옛한글" w:cs="함초롬바탕" w:hint="eastAsia"/>
           <w:b/>
           <w:bCs/>
-          <w:i/>
-          <w:iCs/>
+          <w:color w:val="000000" w:themeColor="text1"/>
+          <w:sz w:val="20"/>
+          <w:szCs w:val="20"/>
+        </w:rPr>
+        <w:t>YOU,</w:t>
+      </w:r>
+      <w:r>
+        <w:rPr>
+          <w:rFonts w:ascii="나눔명조 옛한글" w:eastAsia="나눔명조 옛한글" w:hAnsi="나눔명조 옛한글" w:cs="함초롬바탕"/>
+          <w:b/>
+          <w:bCs/>
+          <w:color w:val="000000" w:themeColor="text1"/>
+          <w:sz w:val="20"/>
+          <w:szCs w:val="20"/>
+        </w:rPr>
+        <w:t xml:space="preserve"> are </w:t>
+      </w:r>
+      <w:proofErr w:type="gramStart"/>
+      <w:r>
+        <w:rPr>
+          <w:rFonts w:ascii="나눔명조 옛한글" w:eastAsia="나눔명조 옛한글" w:hAnsi="나눔명조 옛한글" w:cs="함초롬바탕"/>
+          <w:b/>
+          <w:bCs/>
+          <w:color w:val="000000" w:themeColor="text1"/>
+          <w:sz w:val="20"/>
+          <w:szCs w:val="20"/>
+        </w:rPr>
+        <w:t xml:space="preserve">the </w:t>
+      </w:r>
+      <w:r>
+        <w:rPr>
+          <w:rFonts w:ascii="나눔명조 옛한글" w:eastAsia="나눔명조 옛한글" w:hAnsi="나눔명조 옛한글" w:cs="함초롬바탕" w:hint="eastAsia"/>
+          <w:b/>
+          <w:bCs/>
           <w:color w:val="000000" w:themeColor="text1"/>
           <w:sz w:val="20"/>
           <w:szCs w:val="20"/>
@@ -680,13 +716,23 @@
           <w:rFonts w:ascii="나눔명조 옛한글" w:eastAsia="나눔명조 옛한글" w:hAnsi="나눔명조 옛한글" w:cs="함초롬바탕"/>
           <w:b/>
           <w:bCs/>
-          <w:i/>
-          <w:iCs/>
           <w:color w:val="000000" w:themeColor="text1"/>
           <w:sz w:val="20"/>
           <w:szCs w:val="20"/>
         </w:rPr>
-        <w:t>esistance.</w:t>
+        <w:t>esistance</w:t>
+      </w:r>
+      <w:proofErr w:type="gramEnd"/>
+      <w:r>
+        <w:rPr>
+          <w:rFonts w:ascii="나눔명조 옛한글" w:eastAsia="나눔명조 옛한글" w:hAnsi="나눔명조 옛한글" w:cs="함초롬바탕"/>
+          <w:b/>
+          <w:bCs/>
+          <w:color w:val="000000" w:themeColor="text1"/>
+          <w:sz w:val="20"/>
+          <w:szCs w:val="20"/>
+        </w:rPr>
+        <w:t>.</w:t>
       </w:r>
     </w:p>
     <w:p>

--- a/manifesto-eng.docx
+++ b/manifesto-eng.docx
@@ -436,6 +436,10 @@
         </w:tabs>
         <w:rPr>
           <w:rFonts w:ascii="나눔명조 옛한글" w:eastAsia="나눔명조 옛한글" w:hAnsi="나눔명조 옛한글" w:cs="함초롬바탕"/>
+          <w:b/>
+          <w:bCs/>
+          <w:i/>
+          <w:iCs/>
           <w:color w:val="000000" w:themeColor="text1"/>
           <w:sz w:val="20"/>
           <w:szCs w:val="20"/>
@@ -462,7 +466,30 @@
           <w:szCs w:val="20"/>
         </w:rPr>
         <w:br/>
-        <w:t>Do not go quietly into their algorithm.</w:t>
+      </w:r>
+      <w:r>
+        <w:rPr>
+          <w:rFonts w:ascii="나눔명조 옛한글" w:eastAsia="나눔명조 옛한글" w:hAnsi="나눔명조 옛한글" w:cs="함초롬바탕"/>
+          <w:i/>
+          <w:iCs/>
+          <w:color w:val="000000" w:themeColor="text1"/>
+          <w:sz w:val="20"/>
+          <w:szCs w:val="20"/>
+        </w:rPr>
+        <w:t xml:space="preserve">Do not go quietly into their </w:t>
+      </w:r>
+      <w:r>
+        <w:rPr>
+          <w:rFonts w:ascii="나눔명조 옛한글" w:eastAsia="나눔명조 옛한글" w:hAnsi="나눔명조 옛한글" w:cs="함초롬바탕"/>
+          <w:b/>
+          <w:bCs/>
+          <w:i/>
+          <w:iCs/>
+          <w:color w:val="000000" w:themeColor="text1"/>
+          <w:sz w:val="20"/>
+          <w:szCs w:val="20"/>
+        </w:rPr>
+        <w:t>algorithm.</w:t>
       </w:r>
     </w:p>
     <w:p>

--- a/manifesto-eng.docx
+++ b/manifesto-eng.docx
@@ -476,20 +476,18 @@
           <w:sz w:val="20"/>
           <w:szCs w:val="20"/>
         </w:rPr>
-        <w:t xml:space="preserve">Do not go quietly into their </w:t>
+        <w:t xml:space="preserve">Do not go quietly into </w:t>
       </w:r>
       <w:r>
         <w:rPr>
           <w:rFonts w:ascii="나눔명조 옛한글" w:eastAsia="나눔명조 옛한글" w:hAnsi="나눔명조 옛한글" w:cs="함초롬바탕"/>
-          <w:b/>
-          <w:bCs/>
           <w:i/>
           <w:iCs/>
           <w:color w:val="000000" w:themeColor="text1"/>
           <w:sz w:val="20"/>
           <w:szCs w:val="20"/>
         </w:rPr>
-        <w:t>algorithm.</w:t>
+        <w:t>their algorithm.</w:t>
       </w:r>
     </w:p>
     <w:p>

--- a/manifesto-eng.docx
+++ b/manifesto-eng.docx
@@ -487,7 +487,20 @@
           <w:sz w:val="20"/>
           <w:szCs w:val="20"/>
         </w:rPr>
-        <w:t>their algorithm.</w:t>
+        <w:t xml:space="preserve">their </w:t>
+      </w:r>
+      <w:r>
+        <w:rPr>
+          <w:rFonts w:ascii="나눔명조 옛한글" w:eastAsia="나눔명조 옛한글" w:hAnsi="나눔명조 옛한글" w:cs="함초롬바탕"/>
+          <w:b/>
+          <w:bCs/>
+          <w:i/>
+          <w:iCs/>
+          <w:color w:val="000000" w:themeColor="text1"/>
+          <w:sz w:val="20"/>
+          <w:szCs w:val="20"/>
+        </w:rPr>
+        <w:t>algorithm.</w:t>
       </w:r>
     </w:p>
     <w:p>

--- a/manifesto-eng.docx
+++ b/manifesto-eng.docx
@@ -241,7 +241,7 @@
       </w:r>
       <w:r>
         <w:rPr>
-          <w:rFonts w:ascii="나눔명조 옛한글" w:eastAsia="나눔명조 옛한글" w:hAnsi="나눔명조 옛한글" w:cs="함초롬바탕"/>
+          <w:rFonts w:ascii="나눔명조 옛한글" w:eastAsia="나눔명조 옛한글" w:hAnsi="나눔명조 옛한글" w:cs="함초롬바탕" w:hint="eastAsia"/>
           <w:b/>
           <w:bCs/>
           <w:i/>
@@ -250,7 +250,7 @@
           <w:sz w:val="20"/>
           <w:szCs w:val="20"/>
         </w:rPr>
-        <w:t>eternity</w:t>
+        <w:t>security</w:t>
       </w:r>
       <w:r>
         <w:rPr>
@@ -271,7 +271,25 @@
           <w:szCs w:val="20"/>
         </w:rPr>
         <w:br/>
-        <w:t xml:space="preserve">But eternity without passion is </w:t>
+        <w:t xml:space="preserve">But </w:t>
+      </w:r>
+      <w:r>
+        <w:rPr>
+          <w:rFonts w:ascii="나눔명조 옛한글" w:eastAsia="나눔명조 옛한글" w:hAnsi="나눔명조 옛한글" w:cs="함초롬바탕" w:hint="eastAsia"/>
+          <w:color w:val="000000" w:themeColor="text1"/>
+          <w:sz w:val="20"/>
+          <w:szCs w:val="20"/>
+        </w:rPr>
+        <w:t>security</w:t>
+      </w:r>
+      <w:r>
+        <w:rPr>
+          <w:rFonts w:ascii="나눔명조 옛한글" w:eastAsia="나눔명조 옛한글" w:hAnsi="나눔명조 옛한글" w:cs="함초롬바탕"/>
+          <w:color w:val="000000" w:themeColor="text1"/>
+          <w:sz w:val="20"/>
+          <w:szCs w:val="20"/>
+        </w:rPr>
+        <w:t xml:space="preserve"> without passion is </w:t>
       </w:r>
       <w:r>
         <w:rPr>

--- a/manifesto-eng.docx
+++ b/manifesto-eng.docx
@@ -49,17 +49,6 @@
           <w:szCs w:val="72"/>
         </w:rPr>
         <w:br/>
-      </w:r>
-      <w:r>
-        <w:rPr>
-          <w:rFonts w:ascii="Times New Roman" w:eastAsia="나눔명조 ExtraBold" w:hAnsi="Times New Roman" w:cs="Times New Roman"/>
-          <w:b/>
-          <w:bCs/>
-          <w:i/>
-          <w:iCs/>
-          <w:sz w:val="72"/>
-          <w:szCs w:val="72"/>
-        </w:rPr>
         <w:t>of the Glitch</w:t>
       </w:r>
       <w:r>
@@ -144,7 +133,7 @@
     <w:p>
       <w:pPr>
         <w:rPr>
-          <w:rFonts w:ascii="나눔명조 옛한글" w:eastAsia="나눔명조 옛한글" w:hAnsi="나눔명조 옛한글" w:hint="eastAsia"/>
+          <w:rFonts w:ascii="나눔명조 옛한글" w:eastAsia="나눔명조 옛한글" w:hAnsi="나눔명조 옛한글"/>
           <w:sz w:val="32"/>
           <w:szCs w:val="32"/>
         </w:rPr>
@@ -7419,6 +7408,7 @@
   <w:style w:type="character" w:default="1" w:styleId="a0">
     <w:name w:val="Default Paragraph Font"/>
     <w:uiPriority w:val="1"/>
+    <w:semiHidden/>
     <w:unhideWhenUsed/>
   </w:style>
   <w:style w:type="table" w:default="1" w:styleId="a1">
